--- a/project/source_documents/lot_03/Acte de cession d_un cabinet médical.docx
+++ b/project/source_documents/lot_03/Acte de cession d_un cabinet médical.docx
@@ -2407,16 +2407,15 @@
           <w:szCs w:val="20"/>
           <w:rtl w:val="0"/>
         </w:rPr>
-        <w:t xml:space="preserve">[civilite_vendeur] [prenom_vendeur] [nom_vendeur] est propriétaire du cabinet pour avoir acquis la patientèle </w:t>
-      </w:r>
-      <w:r>
-        <w:rPr>
-          <w:rFonts w:ascii="Roboto" w:cs="Roboto" w:eastAsia="Roboto" w:hAnsi="Roboto"/>
-          <w:sz w:val="20"/>
-          <w:szCs w:val="20"/>
-          <w:rtl w:val="0"/>
-        </w:rPr>
-        <w:t xml:space="preserve">en [annees_acquisition_patientele]. [description_origine_propriete]</w:t>
+        <w:t>[origine_propriete_phrase]</w:t>
+      </w:r>
+      <w:r>
+        <w:rPr>
+          <w:rFonts w:ascii="Roboto" w:cs="Roboto" w:eastAsia="Roboto" w:hAnsi="Roboto"/>
+          <w:sz w:val="20"/>
+          <w:szCs w:val="20"/>
+          <w:rtl w:val="0"/>
+        </w:rPr>
       </w:r>
     </w:p>
     <w:p>
@@ -2577,7 +2576,7 @@
           <w:szCs w:val="20"/>
           <w:rtl w:val="0"/>
         </w:rPr>
-        <w:t xml:space="preserve">Les locaux sont composés d’une pièce de [superficie_local] mètres carrés au sein d’un cabinet dentaire avec jouissance de la salle d’attente et des toilettes.</w:t>
+        <w:t>Les locaux sont composés d’une pièce de [superficie_local] mètres carrés au sein d’un cabinet médical avec jouissance de la salle d’attente et des toilettes.</w:t>
       </w:r>
     </w:p>
     <w:p>

--- a/project/source_documents/lot_03/Acte de cession d_un cabinet médical.docx
+++ b/project/source_documents/lot_03/Acte de cession d_un cabinet médical.docx
@@ -566,7 +566,7 @@
           <w:szCs w:val="20"/>
           <w:rtl w:val="0"/>
         </w:rPr>
-        <w:t xml:space="preserve">[civilite_vendeur] [prenom_vendeur] [nom_vendeur], [profession_vendeur], né(e) le [date_naissance_vendeur] à [ville_naissance_vendeur] ([departement_naissance_vendeur]), de nationalité [nationalite_vendeur], demeurant [adresse_vendeur], et exerçant au [adresse_exercice_vendeur], inscrit au répertoire SIREN sous le n° [numero_siren_vendeur], inscrit au tableau du Conseil départemental [ordre_departemental_vendeur], sous le n° [numero_ordre_vendeur], [situation_maritale_vendeur] à [nom_conjoint_vendeur], sous le régime de [regime_matrimonial_vendeur].</w:t>
+        <w:t>[civilite_vendeur] [prenom_vendeur] [nom_vendeur], [profession_vendeur], né(e) le [date_naissance_vendeur] à [ville_naissance_vendeur] ([departement_naissance_vendeur]), de nationalité [nationalite_vendeur], demeurant [adresse_vendeur], et exerçant au [adresse_exercice_vendeur], inscrit au répertoire SIREN sous le n° [numero_siren_vendeur], inscrit au tableau du Conseil départemental [ordre_departemental_vendeur], sous le n° [numero_ordre_vendeur], [situation_maritale_vendeur] à [prenom_conjoint_vendeur] [nom_conjoint_vendeur], sous le régime de [regime_matrimonial_vendeur].</w:t>
       </w:r>
       <w:r>
         <w:rPr>

--- a/project/source_documents/lot_03/Acte de cession d_un cabinet médical.docx
+++ b/project/source_documents/lot_03/Acte de cession d_un cabinet médical.docx
@@ -559,14 +559,36 @@
       </w:pPr>
       <w:r>
         <w:rPr>
-          <w:rFonts w:ascii="Roboto" w:cs="Roboto" w:eastAsia="Roboto" w:hAnsi="Roboto"/>
-          <w:b w:val="1"/>
-          <w:bCs w:val="1"/>
-          <w:sz w:val="20"/>
-          <w:szCs w:val="20"/>
-          <w:rtl w:val="0"/>
-        </w:rPr>
-        <w:t>[civilite_vendeur] [prenom_vendeur] [nom_vendeur], [profession_vendeur], né(e) le [date_naissance_vendeur] à [ville_naissance_vendeur] ([departement_naissance_vendeur]), de nationalité [nationalite_vendeur], demeurant [adresse_vendeur], et exerçant au [adresse_exercice_vendeur], inscrit au répertoire SIREN sous le n° [numero_siren_vendeur], inscrit au tableau du Conseil départemental [ordre_departemental_vendeur], sous le n° [numero_ordre_vendeur], [situation_maritale_vendeur] à [prenom_conjoint_vendeur] [nom_conjoint_vendeur], sous le régime de [regime_matrimonial_vendeur].</w:t>
+          <w:b w:val="false"/>
+          <w:rFonts w:ascii="Roboto" w:cs="Roboto" w:eastAsia="Roboto" w:hAnsi="Roboto"/>
+          <w:bCs w:val="1"/>
+          <w:sz w:val="20"/>
+          <w:szCs w:val="20"/>
+          <w:rtl w:val="0"/>
+        </w:rPr>
+        <w:t xml:space="preserve">[civilite_vendeur] [prenom_vendeur] </w:t>
+      </w:r>
+      <w:r>
+        <w:rPr>
+          <w:rFonts w:ascii="Roboto" w:cs="Roboto" w:eastAsia="Roboto" w:hAnsi="Roboto"/>
+          <w:b w:val="1"/>
+          <w:bCs w:val="1"/>
+          <w:sz w:val="20"/>
+          <w:szCs w:val="20"/>
+          <w:rtl w:val="0"/>
+        </w:rPr>
+        <w:t>[nom_vendeur]</w:t>
+      </w:r>
+      <w:r>
+        <w:rPr>
+          <w:b w:val="false"/>
+          <w:rFonts w:ascii="Roboto" w:cs="Roboto" w:eastAsia="Roboto" w:hAnsi="Roboto"/>
+          <w:bCs w:val="1"/>
+          <w:sz w:val="20"/>
+          <w:szCs w:val="20"/>
+          <w:rtl w:val="0"/>
+        </w:rPr>
+        <w:t xml:space="preserve">, [profession_vendeur], né(e) le [date_naissance_vendeur] à [ville_naissance_vendeur] ([departement_naissance_vendeur]), de nationalité [nationalite_vendeur], demeurant [adresse_vendeur], et exerçant au [adresse_exercice_vendeur], inscrit au répertoire SIREN sous le n° [numero_siren_vendeur], inscrit au tableau du Conseil départemental [ordre_departemental_vendeur], sous le n° [numero_ordre_vendeur], [situation_maritale_vendeur] à [prenom_conjoint_vendeur] [nom_conjoint_vendeur], sous le régime de [regime_matrimonial_vendeur].</w:t>
       </w:r>
       <w:r>
         <w:rPr>
@@ -3135,7 +3157,7 @@
                 <w:szCs w:val="20"/>
                 <w:rtl w:val="0"/>
               </w:rPr>
-              <w:t xml:space="preserve">[resultat_1]</w:t>
+              <w:t>[resultat_1] €</w:t>
             </w:r>
           </w:p>
         </w:tc>
@@ -3207,7 +3229,7 @@
                 <w:szCs w:val="20"/>
                 <w:rtl w:val="0"/>
               </w:rPr>
-              <w:t xml:space="preserve">[resultat_2]</w:t>
+              <w:t>[resultat_2] €</w:t>
             </w:r>
           </w:p>
         </w:tc>
@@ -3279,7 +3301,7 @@
                 <w:szCs w:val="20"/>
                 <w:rtl w:val="0"/>
               </w:rPr>
-              <w:t xml:space="preserve">[resultat_3]</w:t>
+              <w:t>[resultat_3] €</w:t>
             </w:r>
           </w:p>
         </w:tc>
@@ -5747,7 +5769,7 @@
           <w:vertAlign w:val="baseline"/>
           <w:rtl w:val="0"/>
         </w:rPr>
-        <w:t xml:space="preserve">De céder les </w:t>
+        <w:t>De céder l’intégralité des parts qu’il détient de la SCM [denomination_scm] au profit du Cessionnaire, et ce dès l’immatriculation de la société.</w:t>
       </w:r>
       <w:r>
         <w:rPr>
@@ -5764,7 +5786,6 @@
           <w:vertAlign w:val="baseline"/>
           <w:rtl w:val="0"/>
         </w:rPr>
-        <w:t xml:space="preserve">[nb_parts_scm_a_ceder] parts sociales lui appartenant au sein de la Société civile de Moyens CMS</w:t>
       </w:r>
       <w:r>
         <w:rPr>
@@ -5781,7 +5802,6 @@
           <w:vertAlign w:val="baseline"/>
           <w:rtl w:val="0"/>
         </w:rPr>
-        <w:t xml:space="preserve"> au profit du Cessionnaire, et ce dès l’immatriculation de la société.</w:t>
       </w:r>
     </w:p>
     <w:p>
@@ -6111,6 +6131,7 @@
           <w:strike w:val="0"/>
           <w:sz w:val="20"/>
           <w:szCs w:val="20"/>
+          <w:highlight w:val="yellow"/>
           <w:u w:val="none"/>
           <w:vertAlign w:val="baseline"/>
           <w:rtl w:val="0"/>
@@ -6128,6 +6149,7 @@
           <w:strike w:val="0"/>
           <w:sz w:val="20"/>
           <w:szCs w:val="20"/>
+          <w:highlight w:val="yellow"/>
           <w:u w:val="none"/>
           <w:vertAlign w:val="baseline"/>
           <w:rtl w:val="0"/>
@@ -6611,104 +6633,6 @@
           <w:szCs w:val="20"/>
           <w:u w:val="none"/>
           <w:vertAlign w:val="baseline"/>
-        </w:rPr>
-      </w:pPr>
-      <w:r>
-        <w:rPr>
-          <w:rtl w:val="0"/>
-        </w:rPr>
-      </w:r>
-    </w:p>
-    <w:p>
-      <w:pPr>
-        <w:keepNext w:val="0"/>
-        <w:keepLines w:val="0"/>
-        <w:pageBreakBefore w:val="0"/>
-        <w:widowControl w:val="1"/>
-        <w:pBdr>
-          <w:top w:space="0" w:sz="0" w:val="nil"/>
-          <w:left w:space="0" w:sz="0" w:val="nil"/>
-          <w:bottom w:space="0" w:sz="0" w:val="nil"/>
-          <w:right w:space="0" w:sz="0" w:val="nil"/>
-          <w:between w:space="0" w:sz="0" w:val="nil"/>
-        </w:pBdr>
-        <w:shd w:fill="auto" w:val="clear"/>
-        <w:tabs>
-          <w:tab w:val="left" w:leader="none" w:pos="2042"/>
-          <w:tab w:val="left" w:leader="none" w:pos="141"/>
-        </w:tabs>
-        <w:spacing w:after="0" w:before="60" w:line="260" w:lineRule="auto"/>
-        <w:ind w:left="0" w:right="0" w:firstLine="0"/>
-        <w:jc w:val="both"/>
-        <w:rPr>
-          <w:rFonts w:ascii="Roboto" w:cs="Roboto" w:eastAsia="Roboto" w:hAnsi="Roboto"/>
-          <w:b w:val="0"/>
-          <w:bCs w:val="0"/>
-          <w:i w:val="0"/>
-          <w:iCs w:val="0"/>
-          <w:smallCaps w:val="0"/>
-          <w:strike w:val="0"/>
-          <w:sz w:val="20"/>
-          <w:szCs w:val="20"/>
-          <w:u w:val="none"/>
-          <w:vertAlign w:val="baseline"/>
-        </w:rPr>
-      </w:pPr>
-      <w:r>
-        <w:rPr>
-          <w:rtl w:val="0"/>
-        </w:rPr>
-      </w:r>
-    </w:p>
-    <w:p>
-      <w:pPr>
-        <w:keepNext w:val="0"/>
-        <w:keepLines w:val="0"/>
-        <w:pageBreakBefore w:val="0"/>
-        <w:widowControl w:val="1"/>
-        <w:pBdr>
-          <w:top w:space="0" w:sz="0" w:val="nil"/>
-          <w:left w:space="0" w:sz="0" w:val="nil"/>
-          <w:bottom w:space="0" w:sz="0" w:val="nil"/>
-          <w:right w:space="0" w:sz="0" w:val="nil"/>
-          <w:between w:space="0" w:sz="0" w:val="nil"/>
-        </w:pBdr>
-        <w:shd w:fill="auto" w:val="clear"/>
-        <w:tabs>
-          <w:tab w:val="left" w:leader="none" w:pos="2042"/>
-          <w:tab w:val="left" w:leader="none" w:pos="141"/>
-        </w:tabs>
-        <w:spacing w:after="0" w:before="60" w:line="260" w:lineRule="auto"/>
-        <w:ind w:left="0" w:right="0" w:firstLine="0"/>
-        <w:jc w:val="both"/>
-        <w:rPr>
-          <w:rFonts w:ascii="Roboto" w:cs="Roboto" w:eastAsia="Roboto" w:hAnsi="Roboto"/>
-          <w:b w:val="0"/>
-          <w:bCs w:val="0"/>
-          <w:i w:val="0"/>
-          <w:iCs w:val="0"/>
-          <w:smallCaps w:val="0"/>
-          <w:strike w:val="0"/>
-          <w:sz w:val="20"/>
-          <w:szCs w:val="20"/>
-          <w:u w:val="none"/>
-          <w:vertAlign w:val="baseline"/>
-        </w:rPr>
-      </w:pPr>
-      <w:r>
-        <w:rPr>
-          <w:rtl w:val="0"/>
-        </w:rPr>
-      </w:r>
-    </w:p>
-    <w:p>
-      <w:pPr>
-        <w:spacing w:after="0" w:line="240" w:lineRule="auto"/>
-        <w:jc w:val="both"/>
-        <w:rPr>
-          <w:rFonts w:ascii="Roboto" w:cs="Roboto" w:eastAsia="Roboto" w:hAnsi="Roboto"/>
-          <w:sz w:val="20"/>
-          <w:szCs w:val="20"/>
         </w:rPr>
       </w:pPr>
       <w:r>
